--- a/courts/tenth-circuit/kansas/state/supreme-court/brief-on-the-merits/usage/OUTPUT-brief-on-the-merits.docx
+++ b/courts/tenth-circuit/kansas/state/supreme-court/brief-on-the-merits/usage/OUTPUT-brief-on-the-merits.docx
@@ -514,9 +514,7 @@
               <w:t xml:space="preserve"> </w:t>
             </w:r>
             <w:r>
-              <w:t xml:space="preserve">22</w:t>
-              <w:noBreakHyphen/>
-              <w:t xml:space="preserve">125092-S</w:t>
+              <w:t xml:space="preserve">22-⁠125092-S</w:t>
             </w:r>
           </w:p>
         </w:tc>
@@ -639,9 +637,7 @@
         <w:t xml:space="preserve"> </w:t>
       </w:r>
       <w:r>
-        <w:t xml:space="preserve">22-CV</w:t>
-        <w:noBreakHyphen/>
-        <w:t xml:space="preserve">89</w:t>
+        <w:t xml:space="preserve">22-CV-⁠89</w:t>
       </w:r>
       <w:r>
         <w:t xml:space="preserve"> </w:t>
@@ -659,9 +655,7 @@
         <w:t xml:space="preserve"> </w:t>
       </w:r>
       <w:r>
-        <w:t xml:space="preserve">22-CV</w:t>
-        <w:noBreakHyphen/>
-        <w:t xml:space="preserve">90</w:t>
+        <w:t xml:space="preserve">22-CV-⁠90</w:t>
       </w:r>
       <w:r>
         <w:t xml:space="preserve"> </w:t>
@@ -697,9 +691,7 @@
         <w:t xml:space="preserve"> </w:t>
       </w:r>
       <w:r>
-        <w:t xml:space="preserve">22-CV</w:t>
-        <w:noBreakHyphen/>
-        <w:t xml:space="preserve">71)</w:t>
+        <w:t xml:space="preserve">22-CV-⁠71)</w:t>
       </w:r>
     </w:p>
     <w:p>
@@ -1016,9 +1008,7 @@
               <w:t xml:space="preserve"> </w:t>
             </w:r>
             <w:r>
-              <w:t xml:space="preserve">296</w:t>
-              <w:noBreakHyphen/>
-              <w:t xml:space="preserve">2215</w:t>
+              <w:t xml:space="preserve">296-⁠2215</w:t>
             </w:r>
           </w:p>
           <w:p>
@@ -1040,9 +1030,7 @@
               <w:t xml:space="preserve"> </w:t>
             </w:r>
             <w:r>
-              <w:t xml:space="preserve">296</w:t>
-              <w:noBreakHyphen/>
-              <w:t xml:space="preserve">6296</w:t>
+              <w:t xml:space="preserve">296-⁠6296</w:t>
             </w:r>
           </w:p>
           <w:p>
@@ -1292,9 +1280,7 @@
               <w:t xml:space="preserve"> </w:t>
             </w:r>
             <w:r>
-              <w:t xml:space="preserve">498</w:t>
-              <w:noBreakHyphen/>
-              <w:t xml:space="preserve">2100</w:t>
+              <w:t xml:space="preserve">498-⁠2100</w:t>
             </w:r>
           </w:p>
           <w:p>
@@ -2972,31 +2958,7 @@
         <w:pStyle w:val="BodyText"/>
       </w:pPr>
       <w:r>
-        <w:t xml:space="preserve">The Kansas Legislature began the process of redrawing those districts according to the 2020 Census in 2021. Although not legally required to, the House and Senate Committees on Redistricting jointly held a listening tour of town hall meetings across Kansas. (J.A. XIX, 2</w:t>
-      </w:r>
-      <w:r>
-        <w:noBreakHyphen/>
-      </w:r>
-      <w:r>
-        <w:t xml:space="preserve">7.) All of the meetings were live-streamed, and the public was invited to submit written or oral testimony (or both). (J.A. XIX, 2</w:t>
-      </w:r>
-      <w:r>
-        <w:noBreakHyphen/>
-      </w:r>
-      <w:r>
-        <w:t xml:space="preserve">7.) Fourteen meetings were held in fourteen cities in August. (J.A. XIX, 5</w:t>
-      </w:r>
-      <w:r>
-        <w:noBreakHyphen/>
-      </w:r>
-      <w:r>
-        <w:t xml:space="preserve">7.) And four additional meetings were held virtually in November. (J.A. XIX, 2</w:t>
-      </w:r>
-      <w:r>
-        <w:noBreakHyphen/>
-      </w:r>
-      <w:r>
-        <w:t xml:space="preserve">4.)</w:t>
+        <w:t xml:space="preserve">The Kansas Legislature began the process of redrawing those districts according to the 2020 Census in 2021. Although not legally required to, the House and Senate Committees on Redistricting jointly held a listening tour of town hall meetings across Kansas. (J.A. XIX, 2-⁠7.) All of the meetings were live-streamed, and the public was invited to submit written or oral testimony (or both). (J.A. XIX, 2-⁠7.) Fourteen meetings were held in fourteen cities in August. (J.A. XIX, 5-⁠7.) And four additional meetings were held virtually in November. (J.A. XIX, 2-⁠4.)</w:t>
       </w:r>
     </w:p>
     <w:p>
@@ -3016,31 +2978,7 @@
         <w:t xml:space="preserve"> </w:t>
       </w:r>
       <w:r>
-        <w:t xml:space="preserve">map. (J.A. XVII, 17.) There was extensive debate about the bill in both houses of the Legislature. (J.A. XVII, 4</w:t>
-      </w:r>
-      <w:r>
-        <w:noBreakHyphen/>
-      </w:r>
-      <w:r>
-        <w:t xml:space="preserve">5.) Members of the public also testified both for and against it. (J.A. XIX, 135</w:t>
-      </w:r>
-      <w:r>
-        <w:noBreakHyphen/>
-      </w:r>
-      <w:r>
-        <w:t xml:space="preserve">48; XXVI, 172</w:t>
-      </w:r>
-      <w:r>
-        <w:noBreakHyphen/>
-      </w:r>
-      <w:r>
-        <w:t xml:space="preserve">93.) Both houses of the Legislature ultimately passed the bill by overwhelming majorities. (J.A. XVII, 289, 295.) The Governor vetoed the bill. (J.A. XVII, 170.) The Legislature then overrode that veto by the required two-thirds majorities in each house. (J.A. XVII, 285</w:t>
-      </w:r>
-      <w:r>
-        <w:noBreakHyphen/>
-      </w:r>
-      <w:r>
-        <w:t xml:space="preserve">86.) SB 355 took effect upon publication in the Kansas Register on February 10, 2022.</w:t>
+        <w:t xml:space="preserve">map. (J.A. XVII, 17.) There was extensive debate about the bill in both houses of the Legislature. (J.A. XVII, 4-⁠5.) Members of the public also testified both for and against it. (J.A. XIX, 135-⁠48; XXVI, 172-⁠93.) Both houses of the Legislature ultimately passed the bill by overwhelming majorities. (J.A. XVII, 289, 295.) The Governor vetoed the bill. (J.A. XVII, 170.) The Legislature then overrode that veto by the required two-thirds majorities in each house. (J.A. XVII, 285-⁠86.) SB 355 took effect upon publication in the Kansas Register on February 10, 2022.</w:t>
       </w:r>
     </w:p>
     <w:p>
@@ -3064,13 +3002,7 @@
         <w:t xml:space="preserve"> </w:t>
       </w:r>
       <w:r>
-        <w:t xml:space="preserve">K.S.A. 25</w:t>
-      </w:r>
-      <w:r>
-        <w:noBreakHyphen/>
-      </w:r>
-      <w:r>
-        <w:t xml:space="preserve">205.</w:t>
+        <w:t xml:space="preserve">K.S.A. 25-⁠205.</w:t>
       </w:r>
       <w:r>
         <w:rPr>
@@ -3098,13 +3030,7 @@
         <w:t xml:space="preserve"> </w:t>
       </w:r>
       <w:r>
-        <w:t xml:space="preserve">K.S.A. 25</w:t>
-      </w:r>
-      <w:r>
-        <w:noBreakHyphen/>
-      </w:r>
-      <w:r>
-        <w:t xml:space="preserve">203(a). And the general election is on November 8.</w:t>
+        <w:t xml:space="preserve">K.S.A. 25-⁠203(a). And the general election is on November 8.</w:t>
       </w:r>
       <w:r>
         <w:t xml:space="preserve"> </w:t>
@@ -3120,13 +3046,7 @@
         <w:t xml:space="preserve"> </w:t>
       </w:r>
       <w:r>
-        <w:t xml:space="preserve">K.S.A. 25</w:t>
-      </w:r>
-      <w:r>
-        <w:noBreakHyphen/>
-      </w:r>
-      <w:r>
-        <w:t xml:space="preserve">101(a).</w:t>
+        <w:t xml:space="preserve">K.S.A. 25-⁠101(a).</w:t>
       </w:r>
     </w:p>
     <w:p>
@@ -3280,13 +3200,7 @@
         <w:t xml:space="preserve"> </w:t>
       </w:r>
       <w:r>
-        <w:t xml:space="preserve">sued Defendants Kansas Secretary of State Scott Schwab and Wyandotte County Election Commissioner Michael Abbott in Wyandotte County on February 14 alleging that SB 355 is a political gerrymander and dilutes minority votes in violation of a long list of provisions of the Kansas Constitution. (J.A. I, 22</w:t>
-      </w:r>
-      <w:r>
-        <w:noBreakHyphen/>
-      </w:r>
-      <w:r>
-        <w:t xml:space="preserve">105.) Two weeks later, the Plaintiffs in</w:t>
+        <w:t xml:space="preserve">sued Defendants Kansas Secretary of State Scott Schwab and Wyandotte County Election Commissioner Michael Abbott in Wyandotte County on February 14 alleging that SB 355 is a political gerrymander and dilutes minority votes in violation of a long list of provisions of the Kansas Constitution. (J.A. I, 22-⁠105.) Two weeks later, the Plaintiffs in</w:t>
       </w:r>
       <w:r>
         <w:t xml:space="preserve"> </w:t>
@@ -3302,19 +3216,7 @@
         <w:t xml:space="preserve"> </w:t>
       </w:r>
       <w:r>
-        <w:t xml:space="preserve">sued Defendants Schwab and Douglas County Clerk Jamie Shew in Douglas County also alleging that SB 355 is an unconstitutional political gerrymander. (J.A. VII, 5</w:t>
-      </w:r>
-      <w:r>
-        <w:noBreakHyphen/>
-      </w:r>
-      <w:r>
-        <w:t xml:space="preserve">18.) This Court consolidated the three cases in Wyandotte County. (J.A. VII, 81</w:t>
-      </w:r>
-      <w:r>
-        <w:noBreakHyphen/>
-      </w:r>
-      <w:r>
-        <w:t xml:space="preserve">82.)</w:t>
+        <w:t xml:space="preserve">sued Defendants Schwab and Douglas County Clerk Jamie Shew in Douglas County also alleging that SB 355 is an unconstitutional political gerrymander. (J.A. VII, 5-⁠18.) This Court consolidated the three cases in Wyandotte County. (J.A. VII, 81-⁠82.)</w:t>
       </w:r>
     </w:p>
     <w:p>
@@ -3335,13 +3237,7 @@
         <w:t xml:space="preserve">See Schwab v. Klapper</w:t>
       </w:r>
       <w:r>
-        <w:t xml:space="preserve">, 315 Kan. 150, 154</w:t>
-      </w:r>
-      <w:r>
-        <w:noBreakHyphen/>
-      </w:r>
-      <w:r>
-        <w:t xml:space="preserve">55, 505 P.3d 345 (2022). The Court</w:t>
+        <w:t xml:space="preserve">, 315 Kan. 150, 154-⁠55, 505 P.3d 345 (2022). The Court</w:t>
       </w:r>
       <w:r>
         <w:t xml:space="preserve"> </w:t>
@@ -3395,19 +3291,7 @@
         <w:t xml:space="preserve"> </w:t>
       </w:r>
       <w:r>
-        <w:t xml:space="preserve">U.S. Const. art. I, § 4. Second, political gerrymandering claims present political questions that are not justiciable under the Kansas Constitution. Third, Plaintiffs had failed to allege the intent element of their racial vote dilution claim. (J.A. II, 107</w:t>
-      </w:r>
-      <w:r>
-        <w:noBreakHyphen/>
-      </w:r>
-      <w:r>
-        <w:t xml:space="preserve">72; VII, 19</w:t>
-      </w:r>
-      <w:r>
-        <w:noBreakHyphen/>
-      </w:r>
-      <w:r>
-        <w:t xml:space="preserve">46.)</w:t>
+        <w:t xml:space="preserve">U.S. Const. art. I, § 4. Second, political gerrymandering claims present political questions that are not justiciable under the Kansas Constitution. Third, Plaintiffs had failed to allege the intent element of their racial vote dilution claim. (J.A. II, 107-⁠72; VII, 19-⁠46.)</w:t>
       </w:r>
     </w:p>
     <w:p>
@@ -3495,19 +3379,7 @@
         <w:pStyle w:val="BodyText"/>
       </w:pPr>
       <w:r>
-        <w:t xml:space="preserve">After an extremely expedited discovery schedule, (J.A. II, 226</w:t>
-      </w:r>
-      <w:r>
-        <w:noBreakHyphen/>
-      </w:r>
-      <w:r>
-        <w:t xml:space="preserve">31), trial began on April 4, (J.A. IX, 1). By the parties’ stipulation, the full legislative record was admitted into evidence. (J.A. IV, 56</w:t>
-      </w:r>
-      <w:r>
-        <w:noBreakHyphen/>
-      </w:r>
-      <w:r>
-        <w:t xml:space="preserve">61.) That record includes the 2020 Census data, as well as transcripts and videos of the legislative proceedings on SB 355. (J.A. XVII; XVIII; XXIII; XXIV; XXV; XXVI; XIX.)</w:t>
+        <w:t xml:space="preserve">After an extremely expedited discovery schedule, (J.A. II, 226-⁠31), trial began on April 4, (J.A. IX, 1). By the parties’ stipulation, the full legislative record was admitted into evidence. (J.A. IV, 56-⁠61.) That record includes the 2020 Census data, as well as transcripts and videos of the legislative proceedings on SB 355. (J.A. XVII; XVIII; XXIII; XXIV; XXV; XXVI; XIX.)</w:t>
       </w:r>
     </w:p>
     <w:p>
@@ -3515,37 +3387,7 @@
         <w:pStyle w:val="BodyTextNote"/>
       </w:pPr>
       <w:r>
-        <w:t xml:space="preserve">Plaintiffs presented testimony from two legislators who voted against SB 355, three Kansans who dislike SB 355, and six political science professors. Democratic Senator Ethan Corson (former executive director of the Kansas Democratic Party) and Democratic Representative Tom Burroughs testified about how Democrats were unsuccessful in stopping SB 355 from passing. (J.A. X, 205</w:t>
-      </w:r>
-      <w:r>
-        <w:noBreakHyphen/>
-      </w:r>
-      <w:r>
-        <w:t xml:space="preserve">68; XI, 6</w:t>
-      </w:r>
-      <w:r>
-        <w:noBreakHyphen/>
-      </w:r>
-      <w:r>
-        <w:t xml:space="preserve">38.) Three residents of Wyandotte and Douglas Counties testified about how they were displeased with SB 355’s treatment of their counties. (J.A. XI, 39</w:t>
-      </w:r>
-      <w:r>
-        <w:noBreakHyphen/>
-      </w:r>
-      <w:r>
-        <w:t xml:space="preserve">60; XII, 105</w:t>
-      </w:r>
-      <w:r>
-        <w:noBreakHyphen/>
-      </w:r>
-      <w:r>
-        <w:t xml:space="preserve">17; XIII, 48</w:t>
-      </w:r>
-      <w:r>
-        <w:noBreakHyphen/>
-      </w:r>
-      <w:r>
-        <w:t xml:space="preserve">58.)</w:t>
+        <w:t xml:space="preserve">Plaintiffs presented testimony from two legislators who voted against SB 355, three Kansans who dislike SB 355, and six political science professors. Democratic Senator Ethan Corson (former executive director of the Kansas Democratic Party) and Democratic Representative Tom Burroughs testified about how Democrats were unsuccessful in stopping SB 355 from passing. (J.A. X, 205-⁠68; XI, 6-⁠38.) Three residents of Wyandotte and Douglas Counties testified about how they were displeased with SB 355’s treatment of their counties. (J.A. XI, 39-⁠60; XII, 105-⁠17; XIII, 48-⁠58.)</w:t>
       </w:r>
       <w:r>
         <w:rPr>
@@ -3569,19 +3411,7 @@
         <w:t xml:space="preserve"> </w:t>
       </w:r>
       <w:r>
-        <w:t xml:space="preserve">methodology, which purported to measure political fairness by comparing SB 355 to one thousand hypothetical maps generated by an algorithm he wrote. (J.A. X, 112</w:t>
-      </w:r>
-      <w:r>
-        <w:noBreakHyphen/>
-      </w:r>
-      <w:r>
-        <w:t xml:space="preserve">204; J.A. XV, 88</w:t>
-      </w:r>
-      <w:r>
-        <w:noBreakHyphen/>
-      </w:r>
-      <w:r>
-        <w:t xml:space="preserve">120.) Another was Professor Christopher Warshaw’s</w:t>
+        <w:t xml:space="preserve">methodology, which purported to measure political fairness by comparing SB 355 to one thousand hypothetical maps generated by an algorithm he wrote. (J.A. X, 112-⁠204; J.A. XV, 88-⁠120.) Another was Professor Christopher Warshaw’s</w:t>
       </w:r>
       <w:r>
         <w:t xml:space="preserve"> </w:t>
@@ -3605,13 +3435,7 @@
         <w:t xml:space="preserve"> </w:t>
       </w:r>
       <w:r>
-        <w:t xml:space="preserve">in future elections under SB 355. (J.A. XI, 61</w:t>
-      </w:r>
-      <w:r>
-        <w:noBreakHyphen/>
-      </w:r>
-      <w:r>
-        <w:t xml:space="preserve">214.)</w:t>
+        <w:t xml:space="preserve">in future elections under SB 355. (J.A. XI, 61-⁠214.)</w:t>
       </w:r>
     </w:p>
     <w:p>
@@ -3619,13 +3443,7 @@
         <w:pStyle w:val="BodyText"/>
       </w:pPr>
       <w:r>
-        <w:t xml:space="preserve">At the close of Plaintiffs’ case, Defendants moved for judgment. (J.A. XIV, 5</w:t>
-      </w:r>
-      <w:r>
-        <w:noBreakHyphen/>
-      </w:r>
-      <w:r>
-        <w:t xml:space="preserve">14.) The district court again denied Defendants’ motion. (J.A. XIV, 6.) The court acknowledged that Defendants</w:t>
+        <w:t xml:space="preserve">At the close of Plaintiffs’ case, Defendants moved for judgment. (J.A. XIV, 5-⁠14.) The district court again denied Defendants’ motion. (J.A. XIV, 6.) The court acknowledged that Defendants</w:t>
       </w:r>
       <w:r>
         <w:t xml:space="preserve"> </w:t>
@@ -3646,13 +3464,7 @@
         <w:t xml:space="preserve"> </w:t>
       </w:r>
       <w:r>
-        <w:t xml:space="preserve">(J.A. XIV, 22</w:t>
-      </w:r>
-      <w:r>
-        <w:noBreakHyphen/>
-      </w:r>
-      <w:r>
-        <w:t xml:space="preserve">23, 25 (noting that identifying a standard is</w:t>
+        <w:t xml:space="preserve">(J.A. XIV, 22-⁠23, 25 (noting that identifying a standard is</w:t>
       </w:r>
       <w:r>
         <w:t xml:space="preserve"> </w:t>
@@ -3673,13 +3485,7 @@
         <w:t xml:space="preserve"> </w:t>
       </w:r>
       <w:r>
-        <w:t xml:space="preserve">(J.A. XIV, 25</w:t>
-      </w:r>
-      <w:r>
-        <w:noBreakHyphen/>
-      </w:r>
-      <w:r>
-        <w:t xml:space="preserve">26.)</w:t>
+        <w:t xml:space="preserve">(J.A. XIV, 25-⁠26.)</w:t>
       </w:r>
     </w:p>
     <w:p>
@@ -3699,43 +3505,7 @@
         <w:t xml:space="preserve"> </w:t>
       </w:r>
       <w:r>
-        <w:t xml:space="preserve">in a state with only four congressional seats. (J.A. XIV, 84</w:t>
-      </w:r>
-      <w:r>
-        <w:noBreakHyphen/>
-      </w:r>
-      <w:r>
-        <w:t xml:space="preserve">172; XIX, 115.) Professor John Alford testified that SB 355 made only modest changes to the political and racial composition of congressional districts in Kansas. (J.A. XV, 11</w:t>
-      </w:r>
-      <w:r>
-        <w:noBreakHyphen/>
-      </w:r>
-      <w:r>
-        <w:t xml:space="preserve">88; XIX, 21</w:t>
-      </w:r>
-      <w:r>
-        <w:noBreakHyphen/>
-      </w:r>
-      <w:r>
-        <w:t xml:space="preserve">30.) And Professor Brad Lockerbie testified that traditional districting criteria do not lend themselves to precise definition and that the Third District remains competitive under SB 355. (J.A. XIV, 27</w:t>
-      </w:r>
-      <w:r>
-        <w:noBreakHyphen/>
-      </w:r>
-      <w:r>
-        <w:t xml:space="preserve">84; XIX, 58</w:t>
-      </w:r>
-      <w:r>
-        <w:noBreakHyphen/>
-      </w:r>
-      <w:r>
-        <w:t xml:space="preserve">69.) Trial concluded with closing arguments on April 11. (J.A. XVI, 5</w:t>
-      </w:r>
-      <w:r>
-        <w:noBreakHyphen/>
-      </w:r>
-      <w:r>
-        <w:t xml:space="preserve">40.)</w:t>
+        <w:t xml:space="preserve">in a state with only four congressional seats. (J.A. XIV, 84-⁠172; XIX, 115.) Professor John Alford testified that SB 355 made only modest changes to the political and racial composition of congressional districts in Kansas. (J.A. XV, 11-⁠88; XIX, 21-⁠30.) And Professor Brad Lockerbie testified that traditional districting criteria do not lend themselves to precise definition and that the Third District remains competitive under SB 355. (J.A. XIV, 27-⁠84; XIX, 58-⁠69.) Trial concluded with closing arguments on April 11. (J.A. XVI, 5-⁠40.)</w:t>
       </w:r>
     </w:p>
     <w:p>
@@ -3804,13 +3574,7 @@
         <w:t xml:space="preserve"> </w:t>
       </w:r>
       <w:r>
-        <w:t xml:space="preserve">J.A. VI, 1</w:t>
-      </w:r>
-      <w:r>
-        <w:noBreakHyphen/>
-      </w:r>
-      <w:r>
-        <w:t xml:space="preserve">209,</w:t>
+        <w:t xml:space="preserve">J.A. VI, 1-⁠209,</w:t>
       </w:r>
       <w:r>
         <w:t xml:space="preserve"> </w:t>
@@ -3826,13 +3590,7 @@
         <w:t xml:space="preserve"> </w:t>
       </w:r>
       <w:r>
-        <w:t xml:space="preserve">J.A. V, 1</w:t>
-      </w:r>
-      <w:r>
-        <w:noBreakHyphen/>
-      </w:r>
-      <w:r>
-        <w:t xml:space="preserve">201.)</w:t>
+        <w:t xml:space="preserve">J.A. V, 1-⁠201.)</w:t>
       </w:r>
     </w:p>
     <w:p>
@@ -3872,13 +3630,7 @@
         <w:t xml:space="preserve"> </w:t>
       </w:r>
       <w:r>
-        <w:t xml:space="preserve">(J.A. VI, 166, 178</w:t>
-      </w:r>
-      <w:r>
-        <w:noBreakHyphen/>
-      </w:r>
-      <w:r>
-        <w:t xml:space="preserve">87 (citing Kan. Const. Bill of Rights §§ 1, 2, 3, 11, 20;</w:t>
+        <w:t xml:space="preserve">(J.A. VI, 166, 178-⁠87 (citing Kan. Const. Bill of Rights §§ 1, 2, 3, 11, 20;</w:t>
       </w:r>
       <w:r>
         <w:t xml:space="preserve"> </w:t>
@@ -4064,19 +3816,7 @@
         <w:t xml:space="preserve"> </w:t>
       </w:r>
       <w:r>
-        <w:t xml:space="preserve">(J.A. VI, 12, 194</w:t>
-      </w:r>
-      <w:r>
-        <w:noBreakHyphen/>
-      </w:r>
-      <w:r>
-        <w:t xml:space="preserve">95.) The court also determined that SB 355 unconstitutionally dilutes minority votes. (J.A. VI, 195</w:t>
-      </w:r>
-      <w:r>
-        <w:noBreakHyphen/>
-      </w:r>
-      <w:r>
-        <w:t xml:space="preserve">206.) It acknowledged that the elements of such a claim, and whether they include discriminatory intent, is an</w:t>
+        <w:t xml:space="preserve">(J.A. VI, 12, 194-⁠95.) The court also determined that SB 355 unconstitutionally dilutes minority votes. (J.A. VI, 195-⁠206.) It acknowledged that the elements of such a claim, and whether they include discriminatory intent, is an</w:t>
       </w:r>
       <w:r>
         <w:t xml:space="preserve"> </w:t>
@@ -5060,13 +4800,7 @@
         <w:t xml:space="preserve">Ariz. State Legislature</w:t>
       </w:r>
       <w:r>
-        <w:t xml:space="preserve">, 576 U.S. at 813</w:t>
-      </w:r>
-      <w:r>
-        <w:noBreakHyphen/>
-      </w:r>
-      <w:r>
-        <w:t xml:space="preserve">14.</w:t>
+        <w:t xml:space="preserve">, 576 U.S. at 813-⁠14.</w:t>
       </w:r>
     </w:p>
     <w:p>
@@ -5566,13 +5300,7 @@
         <w:t xml:space="preserve">State v. Williams</w:t>
       </w:r>
       <w:r>
-        <w:t xml:space="preserve">, 49 Miss. 640, 665</w:t>
-      </w:r>
-      <w:r>
-        <w:noBreakHyphen/>
-      </w:r>
-      <w:r>
-        <w:t xml:space="preserve">66 (1873);</w:t>
+        <w:t xml:space="preserve">, 49 Miss. 640, 665-⁠66 (1873);</w:t>
       </w:r>
       <w:r>
         <w:t xml:space="preserve"> </w:t>
@@ -5585,13 +5313,7 @@
         <w:t xml:space="preserve">cf. Mauldin v. Branch</w:t>
       </w:r>
       <w:r>
-        <w:t xml:space="preserve">, 866 So. 2d 429, 433</w:t>
-      </w:r>
-      <w:r>
-        <w:noBreakHyphen/>
-      </w:r>
-      <w:r>
-        <w:t xml:space="preserve">34 (Miss. 2003). So too have federal courts.</w:t>
+        <w:t xml:space="preserve">, 866 So. 2d 429, 433-⁠34 (Miss. 2003). So too have federal courts.</w:t>
       </w:r>
       <w:r>
         <w:t xml:space="preserve"> </w:t>
@@ -5617,13 +5339,7 @@
         <w:t xml:space="preserve">Carson v. Simon</w:t>
       </w:r>
       <w:r>
-        <w:t xml:space="preserve">, 978 F.3d 1051, 1059</w:t>
-      </w:r>
-      <w:r>
-        <w:noBreakHyphen/>
-      </w:r>
-      <w:r>
-        <w:t xml:space="preserve">60 (8th Cir. 2020) (per curiam);</w:t>
+        <w:t xml:space="preserve">, 978 F.3d 1051, 1059-⁠60 (8th Cir. 2020) (per curiam);</w:t>
       </w:r>
       <w:r>
         <w:t xml:space="preserve"> </w:t>
@@ -5636,13 +5352,7 @@
         <w:t xml:space="preserve">PG Pub. Co. v. Aichele</w:t>
       </w:r>
       <w:r>
-        <w:t xml:space="preserve">, 902 F. Supp. 2d 724, 747</w:t>
-      </w:r>
-      <w:r>
-        <w:noBreakHyphen/>
-      </w:r>
-      <w:r>
-        <w:t xml:space="preserve">48 (W.D. Pa. 2012).</w:t>
+        <w:t xml:space="preserve">, 902 F. Supp. 2d 724, 747-⁠48 (W.D. Pa. 2012).</w:t>
       </w:r>
     </w:p>
     <w:p>
@@ -5950,13 +5660,7 @@
         <w:t xml:space="preserve"> </w:t>
       </w:r>
       <w:r>
-        <w:t xml:space="preserve">11</w:t>
-      </w:r>
-      <w:r>
-        <w:noBreakHyphen/>
-      </w:r>
-      <w:r>
-        <w:t xml:space="preserve">12. In</w:t>
+        <w:t xml:space="preserve">11-⁠12. In</w:t>
       </w:r>
       <w:r>
         <w:t xml:space="preserve"> </w:t>
@@ -6032,13 +5736,7 @@
         <w:t xml:space="preserve">Carroll v. Becker</w:t>
       </w:r>
       <w:r>
-        <w:t xml:space="preserve">, 285 U.S. 380, 381</w:t>
-      </w:r>
-      <w:r>
-        <w:noBreakHyphen/>
-      </w:r>
-      <w:r>
-        <w:t xml:space="preserve">82 (1932). And in</w:t>
+        <w:t xml:space="preserve">, 285 U.S. 380, 381-⁠82 (1932). And in</w:t>
       </w:r>
       <w:r>
         <w:t xml:space="preserve"> </w:t>
@@ -6144,13 +5842,7 @@
         <w:pStyle w:val="BodyText"/>
       </w:pPr>
       <w:r>
-        <w:t xml:space="preserve">Third, the district court suggested that Congress has required that congressional district maps comply with state constitutions. (J.A. VI, 158</w:t>
-      </w:r>
-      <w:r>
-        <w:noBreakHyphen/>
-      </w:r>
-      <w:r>
-        <w:t xml:space="preserve">60.) The court cited 2 U.S.C. § 2a(c), which provides that states must be</w:t>
+        <w:t xml:space="preserve">Third, the district court suggested that Congress has required that congressional district maps comply with state constitutions. (J.A. VI, 158-⁠60.) The court cited 2 U.S.C. § 2a(c), which provides that states must be</w:t>
       </w:r>
       <w:r>
         <w:t xml:space="preserve"> </w:t>
@@ -6221,13 +5913,7 @@
         <w:t xml:space="preserve"> </w:t>
       </w:r>
       <w:r>
-        <w:t xml:space="preserve">29</w:t>
-      </w:r>
-      <w:r>
-        <w:noBreakHyphen/>
-      </w:r>
-      <w:r>
-        <w:t xml:space="preserve">33.</w:t>
+        <w:t xml:space="preserve">29-⁠33.</w:t>
       </w:r>
     </w:p>
     <w:p>
@@ -6235,13 +5921,7 @@
         <w:pStyle w:val="BodyText"/>
       </w:pPr>
       <w:r>
-        <w:t xml:space="preserve">Fourth, the district court suggested that the Elections Clause was in tension with the Fourteenth Amendment’s Reduction Clause. (J.A. VI, 160</w:t>
-      </w:r>
-      <w:r>
-        <w:noBreakHyphen/>
-      </w:r>
-      <w:r>
-        <w:t xml:space="preserve">61.) That clause states that</w:t>
+        <w:t xml:space="preserve">Fourth, the district court suggested that the Elections Clause was in tension with the Fourteenth Amendment’s Reduction Clause. (J.A. VI, 160-⁠61.) That clause states that</w:t>
       </w:r>
       <w:r>
         <w:t xml:space="preserve"> </w:t>
@@ -6288,13 +5968,7 @@
         <w:t xml:space="preserve"> </w:t>
       </w:r>
       <w:r>
-        <w:t xml:space="preserve">31</w:t>
-      </w:r>
-      <w:r>
-        <w:noBreakHyphen/>
-      </w:r>
-      <w:r>
-        <w:t xml:space="preserve">32.</w:t>
+        <w:t xml:space="preserve">31-⁠32.</w:t>
       </w:r>
     </w:p>
     <w:p>
@@ -6638,13 +6312,7 @@
         <w:t xml:space="preserve"> </w:t>
       </w:r>
       <w:r>
-        <w:t xml:space="preserve">at 670 (App. C</w:t>
-      </w:r>
-      <w:r>
-        <w:noBreakHyphen/>
-      </w:r>
-      <w:r>
-        <w:t xml:space="preserve">2) (</w:t>
+        <w:t xml:space="preserve">at 670 (App. C-⁠2) (</w:t>
       </w:r>
       <w:r>
         <w:t xml:space="preserve">“A most exciting discussion occurred ⁠. ⁠. ⁠. over the apportionment article, which the Democrats denounced as a</w:t>
@@ -6715,13 +6383,7 @@
         <w:t xml:space="preserve"> </w:t>
       </w:r>
       <w:r>
-        <w:t xml:space="preserve">at 479</w:t>
-      </w:r>
-      <w:r>
-        <w:noBreakHyphen/>
-      </w:r>
-      <w:r>
-        <w:t xml:space="preserve">80. A formal protest against the apportionment charged that it was a</w:t>
+        <w:t xml:space="preserve">at 479-⁠80. A formal protest against the apportionment charged that it was a</w:t>
       </w:r>
       <w:r>
         <w:t xml:space="preserve"> </w:t>
@@ -6755,13 +6417,7 @@
         <w:t xml:space="preserve"> </w:t>
       </w:r>
       <w:r>
-        <w:t xml:space="preserve">at 518</w:t>
-      </w:r>
-      <w:r>
-        <w:noBreakHyphen/>
-      </w:r>
-      <w:r>
-        <w:t xml:space="preserve">19.</w:t>
+        <w:t xml:space="preserve">at 518-⁠19.</w:t>
       </w:r>
       <w:r>
         <w:rPr>
@@ -6900,13 +6556,7 @@
         <w:t xml:space="preserve">State ex rel. Frizzell v. Highwood Serv., Inc.</w:t>
       </w:r>
       <w:r>
-        <w:t xml:space="preserve">, 205 Kan. 821, 825</w:t>
-      </w:r>
-      <w:r>
-        <w:noBreakHyphen/>
-      </w:r>
-      <w:r>
-        <w:t xml:space="preserve">26, 473 P.2d 97 (1970) (similar);</w:t>
+        <w:t xml:space="preserve">, 205 Kan. 821, 825-⁠26, 473 P.2d 97 (1970) (similar);</w:t>
       </w:r>
       <w:r>
         <w:t xml:space="preserve"> </w:t>
@@ -6940,13 +6590,7 @@
         <w:t xml:space="preserve">See In re Stephan (Stephan III)</w:t>
       </w:r>
       <w:r>
-        <w:t xml:space="preserve">, 251 Kan. 597, 607</w:t>
-      </w:r>
-      <w:r>
-        <w:noBreakHyphen/>
-      </w:r>
-      <w:r>
-        <w:t xml:space="preserve">09, 836 P.2d 574 (1992) (rejecting claim of political</w:t>
+        <w:t xml:space="preserve">, 251 Kan. 597, 607-⁠09, 836 P.2d 574 (1992) (rejecting claim of political</w:t>
       </w:r>
       <w:r>
         <w:t xml:space="preserve"> </w:t>
@@ -6990,13 +6634,7 @@
         <w:t xml:space="preserve">In re House Bill No. 2620</w:t>
       </w:r>
       <w:r>
-        <w:t xml:space="preserve">, 225 Kan. 827, 837</w:t>
-      </w:r>
-      <w:r>
-        <w:noBreakHyphen/>
-      </w:r>
-      <w:r>
-        <w:t xml:space="preserve">40, 595 P.2d 334 (1979) (rejecting claims of</w:t>
+        <w:t xml:space="preserve">, 225 Kan. 827, 837-⁠40, 595 P.2d 334 (1979) (rejecting claims of</w:t>
       </w:r>
       <w:r>
         <w:t xml:space="preserve"> </w:t>
@@ -7018,13 +6656,7 @@
         <w:t xml:space="preserve">In re Senate Bill No. 220</w:t>
       </w:r>
       <w:r>
-        <w:t xml:space="preserve">, 225 Kan. 628, 635</w:t>
-      </w:r>
-      <w:r>
-        <w:noBreakHyphen/>
-      </w:r>
-      <w:r>
-        <w:t xml:space="preserve">37, 593 P.2d 1 (1979) (rejecting claim of</w:t>
+        <w:t xml:space="preserve">, 225 Kan. 628, 635-⁠37, 593 P.2d 1 (1979) (rejecting claim of</w:t>
       </w:r>
       <w:r>
         <w:t xml:space="preserve"> </w:t>
@@ -7205,13 +6837,7 @@
         <w:t xml:space="preserve">House Bill No. 2620</w:t>
       </w:r>
       <w:r>
-        <w:t xml:space="preserve">, 225 Kan. at 839</w:t>
-      </w:r>
-      <w:r>
-        <w:noBreakHyphen/>
-      </w:r>
-      <w:r>
-        <w:t xml:space="preserve">40.</w:t>
+        <w:t xml:space="preserve">, 225 Kan. at 839-⁠40.</w:t>
       </w:r>
     </w:p>
     <w:p>
@@ -7533,13 +7159,7 @@
         <w:t xml:space="preserve">Leek</w:t>
       </w:r>
       <w:r>
-        <w:t xml:space="preserve">, 217 Kan. at 813</w:t>
-      </w:r>
-      <w:r>
-        <w:noBreakHyphen/>
-      </w:r>
-      <w:r>
-        <w:t xml:space="preserve">16. Those factors set forth characteristics, any</w:t>
+        <w:t xml:space="preserve">, 217 Kan. at 813-⁠16. Those factors set forth characteristics, any</w:t>
       </w:r>
       <w:r>
         <w:t xml:space="preserve"> </w:t>
@@ -7871,13 +7491,7 @@
         <w:t xml:space="preserve"> </w:t>
       </w:r>
       <w:r>
-        <w:t xml:space="preserve">10</w:t>
-      </w:r>
-      <w:r>
-        <w:noBreakHyphen/>
-      </w:r>
-      <w:r>
-        <w:t xml:space="preserve">14. The U.S. Constitution’s express delegation of the redistricting authority to state legislatures (checked by the federal legislature) reflects the Framers’ view that redistricting is a political task to be performed by politically accountable actors—not by the independent judiciary. The Framers did not envision courts inserting themselves into this political process. For a court to</w:t>
+        <w:t xml:space="preserve">10-⁠14. The U.S. Constitution’s express delegation of the redistricting authority to state legislatures (checked by the federal legislature) reflects the Framers’ view that redistricting is a political task to be performed by politically accountable actors—not by the independent judiciary. The Framers did not envision courts inserting themselves into this political process. For a court to</w:t>
       </w:r>
       <w:r>
         <w:t xml:space="preserve"> </w:t>
@@ -8226,13 +7840,7 @@
         <w:t xml:space="preserve">See Rucho</w:t>
       </w:r>
       <w:r>
-        <w:t xml:space="preserve">, 139 S. Ct. at 2506</w:t>
-      </w:r>
-      <w:r>
-        <w:noBreakHyphen/>
-      </w:r>
-      <w:r>
-        <w:t xml:space="preserve">07. As the Court explained, the lack of a judicially manageable standard was not a result of the limited</w:t>
+        <w:t xml:space="preserve">, 139 S. Ct. at 2506-⁠07. As the Court explained, the lack of a judicially manageable standard was not a result of the limited</w:t>
       </w:r>
       <w:r>
         <w:t xml:space="preserve"> </w:t>
@@ -8279,13 +7887,7 @@
         <w:t xml:space="preserve">see also Johnson v. Wis. Elections Comm’n</w:t>
       </w:r>
       <w:r>
-        <w:t xml:space="preserve">, 399 Wis. 2d 623, 649</w:t>
-      </w:r>
-      <w:r>
-        <w:noBreakHyphen/>
-      </w:r>
-      <w:r>
-        <w:t xml:space="preserve">50, 967 N.W.2d 469 (2021);</w:t>
+        <w:t xml:space="preserve">, 399 Wis. 2d 623, 649-⁠50, 967 N.W.2d 469 (2021);</w:t>
       </w:r>
       <w:r>
         <w:t xml:space="preserve"> </w:t>
@@ -8298,13 +7900,7 @@
         <w:t xml:space="preserve">State ex rel. Cooper v. Tennant</w:t>
       </w:r>
       <w:r>
-        <w:t xml:space="preserve">, 229 W. Va. 585, 605</w:t>
-      </w:r>
-      <w:r>
-        <w:noBreakHyphen/>
-      </w:r>
-      <w:r>
-        <w:t xml:space="preserve">07, 730 S.E.2d 368 (2012);</w:t>
+        <w:t xml:space="preserve">, 229 W. Va. 585, 605-⁠07, 730 S.E.2d 368 (2012);</w:t>
       </w:r>
       <w:r>
         <w:t xml:space="preserve"> </w:t>
@@ -8579,13 +8175,7 @@
         <w:t xml:space="preserve">State v. Smith</w:t>
       </w:r>
       <w:r>
-        <w:t xml:space="preserve">, 308 Kan. 778, 788</w:t>
-      </w:r>
-      <w:r>
-        <w:noBreakHyphen/>
-      </w:r>
-      <w:r>
-        <w:t xml:space="preserve">89, 423 P.3d 530 (2018) (citation omitted);</w:t>
+        <w:t xml:space="preserve">, 308 Kan. 778, 788-⁠89, 423 P.3d 530 (2018) (citation omitted);</w:t>
       </w:r>
       <w:r>
         <w:t xml:space="preserve"> </w:t>
@@ -8598,13 +8188,7 @@
         <w:t xml:space="preserve">see also Williams-Yulee v. Fla. Bar</w:t>
       </w:r>
       <w:r>
-        <w:t xml:space="preserve">, 575 U.S. 433, 445</w:t>
-      </w:r>
-      <w:r>
-        <w:noBreakHyphen/>
-      </w:r>
-      <w:r>
-        <w:t xml:space="preserve">46 (2015) (</w:t>
+        <w:t xml:space="preserve">, 575 U.S. 433, 445-⁠46 (2015) (</w:t>
       </w:r>
       <w:r>
         <w:t xml:space="preserve">“The judiciary’s authority ⁠. ⁠. ⁠. depends in large measure on the public’s willingness to respect and follow its decisions.”</w:t>
@@ -9069,13 +8653,7 @@
         <w:pStyle w:val="BodyTextNote"/>
       </w:pPr>
       <w:r>
-        <w:t xml:space="preserve">Perhaps the most glaring problem with attempting to adjudicate political gerrymandering claims is that the Kansas Constitution does not provide any judicially discoverable and manageable standards. The district court laid out three separate theories as to how partisan gerrymandering violates six separate provisions of the Kansas Constitution. (J.A. VI, 178</w:t>
-      </w:r>
-      <w:r>
-        <w:noBreakHyphen/>
-      </w:r>
-      <w:r>
-        <w:t xml:space="preserve">87.)</w:t>
+        <w:t xml:space="preserve">Perhaps the most glaring problem with attempting to adjudicate political gerrymandering claims is that the Kansas Constitution does not provide any judicially discoverable and manageable standards. The district court laid out three separate theories as to how partisan gerrymandering violates six separate provisions of the Kansas Constitution. (J.A. VI, 178-⁠87.)</w:t>
       </w:r>
       <w:r>
         <w:rPr>
@@ -9107,13 +8685,7 @@
         <w:t xml:space="preserve"> </w:t>
       </w:r>
       <w:r>
-        <w:t xml:space="preserve">by Section 20) in holding that political gerrymandering violates equal protection. (J.A. VI, 178</w:t>
-      </w:r>
-      <w:r>
-        <w:noBreakHyphen/>
-      </w:r>
-      <w:r>
-        <w:t xml:space="preserve">82.) Neither of those provisions mentions redistricting or gerrymandering, nor provides any way to measure political fairness. Rather, they broadly provide that</w:t>
+        <w:t xml:space="preserve">by Section 20) in holding that political gerrymandering violates equal protection. (J.A. VI, 178-⁠82.) Neither of those provisions mentions redistricting or gerrymandering, nor provides any way to measure political fairness. Rather, they broadly provide that</w:t>
       </w:r>
       <w:r>
         <w:t xml:space="preserve"> </w:t>
@@ -9441,13 +9013,7 @@
         <w:pStyle w:val="BodyText"/>
       </w:pPr>
       <w:r>
-        <w:t xml:space="preserve">Second, the district court relied on Article 5, Section 1 of the Kansas Constitution (in addition to Sections 1 and 2 of the Kansas Constitution’s Bill of Rights) in holding that political gerrymandering infringes the right to vote. (J.A. VI, 182</w:t>
-      </w:r>
-      <w:r>
-        <w:noBreakHyphen/>
-      </w:r>
-      <w:r>
-        <w:t xml:space="preserve">83.) Like Sections 1 and 2 of the Bill of Rights, Article 5, Section 1 has nothing to say about redistricting or gerrymandering. It merely provides that</w:t>
+        <w:t xml:space="preserve">Second, the district court relied on Article 5, Section 1 of the Kansas Constitution (in addition to Sections 1 and 2 of the Kansas Constitution’s Bill of Rights) in holding that political gerrymandering infringes the right to vote. (J.A. VI, 182-⁠83.) Like Sections 1 and 2 of the Bill of Rights, Article 5, Section 1 has nothing to say about redistricting or gerrymandering. It merely provides that</w:t>
       </w:r>
       <w:r>
         <w:t xml:space="preserve"> </w:t>
@@ -9518,13 +9084,7 @@
         <w:t xml:space="preserve">Pearson</w:t>
       </w:r>
       <w:r>
-        <w:t xml:space="preserve">, 359 S.W.3d at 42</w:t>
-      </w:r>
-      <w:r>
-        <w:noBreakHyphen/>
-      </w:r>
-      <w:r>
-        <w:t xml:space="preserve">43.</w:t>
+        <w:t xml:space="preserve">, 359 S.W.3d at 42-⁠43.</w:t>
       </w:r>
     </w:p>
     <w:p>
@@ -9532,13 +9092,7 @@
         <w:pStyle w:val="BodyText"/>
       </w:pPr>
       <w:r>
-        <w:t xml:space="preserve">Third, the district court relied on Sections 3 and 11 of the Kansas Constitution’s Bill of Rights in holding that political gerrymandering is a free speech and assembly violation. (J.A. VI, 183</w:t>
-      </w:r>
-      <w:r>
-        <w:noBreakHyphen/>
-      </w:r>
-      <w:r>
-        <w:t xml:space="preserve">87.) Yet again, neither constitutional provision makes any mention of redistricting or gerrymandering, nor provides any standard. They instead provide that</w:t>
+        <w:t xml:space="preserve">Third, the district court relied on Sections 3 and 11 of the Kansas Constitution’s Bill of Rights in holding that political gerrymandering is a free speech and assembly violation. (J.A. VI, 183-⁠87.) Yet again, neither constitutional provision makes any mention of redistricting or gerrymandering, nor provides any standard. They instead provide that</w:t>
       </w:r>
       <w:r>
         <w:t xml:space="preserve"> </w:t>
@@ -9855,19 +9409,7 @@
         <w:t xml:space="preserve"> </w:t>
       </w:r>
       <w:r>
-        <w:t xml:space="preserve">in defense of SB 355. (J.A. VI, 140, 142.) And before trial, Plaintiffs similarly sought information about SB 355’s enactment from current legislators, legislative staffers, lobbyists, an expected congressional candidate, and other political figures. (J.A. I, 106</w:t>
-      </w:r>
-      <w:r>
-        <w:noBreakHyphen/>
-      </w:r>
-      <w:r>
-        <w:t xml:space="preserve">246; II, 1106, 182</w:t>
-      </w:r>
-      <w:r>
-        <w:noBreakHyphen/>
-      </w:r>
-      <w:r>
-        <w:t xml:space="preserve">209.) Asking legislators to testify in court or provide information about the give-and-take of the political process is dubious not only as a matter of good government, but also as a constitutional matter. Article 2, Section 22 of the Kansas Constitution provides that legislators</w:t>
+        <w:t xml:space="preserve">in defense of SB 355. (J.A. VI, 140, 142.) And before trial, Plaintiffs similarly sought information about SB 355’s enactment from current legislators, legislative staffers, lobbyists, an expected congressional candidate, and other political figures. (J.A. I, 106-⁠246; II, 1106, 182-⁠209.) Asking legislators to testify in court or provide information about the give-and-take of the political process is dubious not only as a matter of good government, but also as a constitutional matter. Article 2, Section 22 of the Kansas Constitution provides that legislators</w:t>
       </w:r>
       <w:r>
         <w:t xml:space="preserve"> </w:t>
@@ -9921,13 +9463,7 @@
         <w:t xml:space="preserve"> </w:t>
       </w:r>
       <w:r>
-        <w:t xml:space="preserve">27</w:t>
-      </w:r>
-      <w:r>
-        <w:noBreakHyphen/>
-      </w:r>
-      <w:r>
-        <w:t xml:space="preserve">29.</w:t>
+        <w:t xml:space="preserve">27-⁠29.</w:t>
       </w:r>
     </w:p>
     <w:p>
@@ -9967,13 +9503,7 @@
         <w:t xml:space="preserve"> </w:t>
       </w:r>
       <w:r>
-        <w:t xml:space="preserve">methodology, for instance, relies on fundamental misunderstandings about how elections work. That model relies on past statewide election results, and assumes that the same voters will vote in the same way in future congressional elections. (J.A. XIV, 94</w:t>
-      </w:r>
-      <w:r>
-        <w:noBreakHyphen/>
-      </w:r>
-      <w:r>
-        <w:t xml:space="preserve">95; XIX, 91.) But voter turnout is not a given, and</w:t>
+        <w:t xml:space="preserve">methodology, for instance, relies on fundamental misunderstandings about how elections work. That model relies on past statewide election results, and assumes that the same voters will vote in the same way in future congressional elections. (J.A. XIV, 94-⁠95; XIX, 91.) But voter turnout is not a given, and</w:t>
       </w:r>
       <w:r>
         <w:t xml:space="preserve"> </w:t>
@@ -10004,19 +9534,7 @@
         <w:t xml:space="preserve"> </w:t>
       </w:r>
       <w:r>
-        <w:t xml:space="preserve">every vote cast for a losing candidate and every excess vote cast for a winning candidate. (J.A. XIV, 121</w:t>
-      </w:r>
-      <w:r>
-        <w:noBreakHyphen/>
-      </w:r>
-      <w:r>
-        <w:t xml:space="preserve">25; XIX, 91</w:t>
-      </w:r>
-      <w:r>
-        <w:noBreakHyphen/>
-      </w:r>
-      <w:r>
-        <w:t xml:space="preserve">98.) But votes cast for a losing candidate may encourage the winner to adopt more moderate, centrist positions, while an overwhelming victory may do the opposite. The efficiency gap is also prone to false positives—meaning that it erroneously identifies</w:t>
+        <w:t xml:space="preserve">every vote cast for a losing candidate and every excess vote cast for a winning candidate. (J.A. XIV, 121-⁠25; XIX, 91-⁠98.) But votes cast for a losing candidate may encourage the winner to adopt more moderate, centrist positions, while an overwhelming victory may do the opposite. The efficiency gap is also prone to false positives—meaning that it erroneously identifies</w:t>
       </w:r>
       <w:r>
         <w:t xml:space="preserve"> </w:t>
@@ -10028,13 +9546,7 @@
         <w:t xml:space="preserve"> </w:t>
       </w:r>
       <w:r>
-        <w:t xml:space="preserve">maps as political gerrymanders. Here, for example, Kansas’s 2012 congressional map had a pro-Republican efficiency gap of 15.6%. (J.A. VI, 87</w:t>
-      </w:r>
-      <w:r>
-        <w:noBreakHyphen/>
-      </w:r>
-      <w:r>
-        <w:t xml:space="preserve">88.) This exceeds Professor Warshaw’s</w:t>
+        <w:t xml:space="preserve">maps as political gerrymanders. Here, for example, Kansas’s 2012 congressional map had a pro-Republican efficiency gap of 15.6%. (J.A. VI, 87-⁠88.) This exceeds Professor Warshaw’s</w:t>
       </w:r>
       <w:r>
         <w:t xml:space="preserve"> </w:t>
@@ -10071,13 +9583,7 @@
         <w:t xml:space="preserve">See Essex</w:t>
       </w:r>
       <w:r>
-        <w:t xml:space="preserve">, 874 F. Supp. 2d at 1084</w:t>
-      </w:r>
-      <w:r>
-        <w:noBreakHyphen/>
-      </w:r>
-      <w:r>
-        <w:t xml:space="preserve">89, 1095. A metric that misidentifies political gerrymandering like this does not provide a manageable standard for adjudicating political gerrymandering.</w:t>
+        <w:t xml:space="preserve">, 874 F. Supp. 2d at 1084-⁠89, 1095. A metric that misidentifies political gerrymandering like this does not provide a manageable standard for adjudicating political gerrymandering.</w:t>
       </w:r>
     </w:p>
     <w:p>
@@ -10119,13 +9625,7 @@
         <w:t xml:space="preserve"> </w:t>
       </w:r>
       <w:r>
-        <w:t xml:space="preserve">41</w:t>
-      </w:r>
-      <w:r>
-        <w:noBreakHyphen/>
-      </w:r>
-      <w:r>
-        <w:t xml:space="preserve">43. And in any event, the Guidelines are not the law. Only the House Committee on Redistricting adopted the Guidelines. (J.A. XXIII, 207.) The Senate Committee on Redistricting did not, the House itself did not, and the Senate did not.</w:t>
+        <w:t xml:space="preserve">41-⁠43. And in any event, the Guidelines are not the law. Only the House Committee on Redistricting adopted the Guidelines. (J.A. XXIII, 207.) The Senate Committee on Redistricting did not, the House itself did not, and the Senate did not.</w:t>
       </w:r>
       <w:r>
         <w:t xml:space="preserve"> </w:t>
@@ -10230,13 +9730,7 @@
         <w:t xml:space="preserve">Graham v. Thornburgh</w:t>
       </w:r>
       <w:r>
-        <w:t xml:space="preserve">, 207 F. Supp. 2d 1280, 1296</w:t>
-      </w:r>
-      <w:r>
-        <w:noBreakHyphen/>
-      </w:r>
-      <w:r>
-        <w:t xml:space="preserve">97 (D. Kan. 2002) (</w:t>
+        <w:t xml:space="preserve">, 207 F. Supp. 2d 1280, 1296-⁠97 (D. Kan. 2002) (</w:t>
       </w:r>
       <w:r>
         <w:t xml:space="preserve">“Nor is the court in a position to weigh the relative importance or deservedness of particular communities of interest.”</w:t>
@@ -10316,13 +9810,7 @@
         <w:t xml:space="preserve">Vieth</w:t>
       </w:r>
       <w:r>
-        <w:t xml:space="preserve">, 541 U.S. at 308</w:t>
-      </w:r>
-      <w:r>
-        <w:noBreakHyphen/>
-      </w:r>
-      <w:r>
-        <w:t xml:space="preserve">09 (Kennedy, J., concurring in the judgment)). Political</w:t>
+        <w:t xml:space="preserve">, 541 U.S. at 308-⁠09 (Kennedy, J., concurring in the judgment)). Political</w:t>
       </w:r>
       <w:r>
         <w:t xml:space="preserve"> </w:t>
@@ -11179,13 +10667,7 @@
         <w:pStyle w:val="BodyTextNote"/>
       </w:pPr>
       <w:r>
-        <w:t xml:space="preserve">First and foremost, SB 355 does not prevent a Democrat from being elected to Congress. To the contrary, multiple redistricting authorities predict that the Third District under SB 355 leans Democratic. (J.A. VI, 134.) PlanScore—a website maintained by a subset of Plaintiffs’ own counsel (at the Campaign Legal Center)—predicts a 62% likelihood that a Democrat will win the next election in the new Third District. (J.A. XVIII, 244</w:t>
-      </w:r>
-      <w:r>
-        <w:noBreakHyphen/>
-      </w:r>
-      <w:r>
-        <w:t xml:space="preserve">45.)</w:t>
+        <w:t xml:space="preserve">First and foremost, SB 355 does not prevent a Democrat from being elected to Congress. To the contrary, multiple redistricting authorities predict that the Third District under SB 355 leans Democratic. (J.A. VI, 134.) PlanScore—a website maintained by a subset of Plaintiffs’ own counsel (at the Campaign Legal Center)—predicts a 62% likelihood that a Democrat will win the next election in the new Third District. (J.A. XVIII, 244-⁠45.)</w:t>
       </w:r>
       <w:r>
         <w:rPr>
@@ -11197,13 +10679,7 @@
         <w:t xml:space="preserve"> </w:t>
       </w:r>
       <w:r>
-        <w:t xml:space="preserve">And the Princeton Gerrymandering Project predicts that the Democratic vote share in the new Third District is 52.4%—and that Democrats are therefore favored to win one out of four seats under SB 355. (J.A. XIV, 38</w:t>
-      </w:r>
-      <w:r>
-        <w:noBreakHyphen/>
-      </w:r>
-      <w:r>
-        <w:t xml:space="preserve">39; XIX, 62.) This is notable given that Kansas has a strong Republican majority, and that the Kansas Legislature has a Republican supermajority. (J.A. VI, 17, 93.) A map in which one out of four districts leans Democratic in a heavily Republican state is not an unlawful pro-Republican gerrymander.</w:t>
+        <w:t xml:space="preserve">And the Princeton Gerrymandering Project predicts that the Democratic vote share in the new Third District is 52.4%—and that Democrats are therefore favored to win one out of four seats under SB 355. (J.A. XIV, 38-⁠39; XIX, 62.) This is notable given that Kansas has a strong Republican majority, and that the Kansas Legislature has a Republican supermajority. (J.A. VI, 17, 93.) A map in which one out of four districts leans Democratic in a heavily Republican state is not an unlawful pro-Republican gerrymander.</w:t>
       </w:r>
     </w:p>
     <w:p>
@@ -11278,13 +10754,7 @@
         <w:t xml:space="preserve">Wesberry v. Sanders</w:t>
       </w:r>
       <w:r>
-        <w:t xml:space="preserve">, 376 U.S. 1, 7</w:t>
-      </w:r>
-      <w:r>
-        <w:noBreakHyphen/>
-      </w:r>
-      <w:r>
-        <w:t xml:space="preserve">8 (1964). And SB 355’s districts are contiguous and compact. (J.A. XVII, 25.)</w:t>
+        <w:t xml:space="preserve">, 376 U.S. 1, 7-⁠8 (1964). And SB 355’s districts are contiguous and compact. (J.A. XVII, 25.)</w:t>
       </w:r>
     </w:p>
     <w:p>
@@ -11376,13 +10846,7 @@
         <w:t xml:space="preserve"> </w:t>
       </w:r>
       <w:r>
-        <w:t xml:space="preserve">of Kansas City—whole within the same district. (J.A. XVIII, 171; XXV, 114</w:t>
-      </w:r>
-      <w:r>
-        <w:noBreakHyphen/>
-      </w:r>
-      <w:r>
-        <w:t xml:space="preserve">15, 219.) And the Fourth District maintains Wichita and surrounding communities in the same district. (J.A. XVIII, 171.)</w:t>
+        <w:t xml:space="preserve">of Kansas City—whole within the same district. (J.A. XVIII, 171; XXV, 114-⁠15, 219.) And the Fourth District maintains Wichita and surrounding communities in the same district. (J.A. XVIII, 171.)</w:t>
       </w:r>
     </w:p>
     <w:p>
@@ -11538,13 +11002,7 @@
         <w:t xml:space="preserve"> </w:t>
       </w:r>
       <w:r>
-        <w:t xml:space="preserve">20</w:t>
-      </w:r>
-      <w:r>
-        <w:noBreakHyphen/>
-      </w:r>
-      <w:r>
-        <w:t xml:space="preserve">23. Rational basis scrutiny would therefore apply, and SB 355 easily satisfies that standard.</w:t>
+        <w:t xml:space="preserve">20-⁠23. Rational basis scrutiny would therefore apply, and SB 355 easily satisfies that standard.</w:t>
       </w:r>
     </w:p>
     <w:p>
@@ -12177,19 +11635,7 @@
         <w:pStyle w:val="BodyText"/>
       </w:pPr>
       <w:r>
-        <w:t xml:space="preserve">Plaintiffs offered no direct evidence that the Legislature enacted SB 355 because of race. Neither of the legislators who testified at trial said that, and Plaintiffs pointed to nothing in the legislative record saying that. (J.A. X, 205</w:t>
-      </w:r>
-      <w:r>
-        <w:noBreakHyphen/>
-      </w:r>
-      <w:r>
-        <w:t xml:space="preserve">67; XI, 6</w:t>
-      </w:r>
-      <w:r>
-        <w:noBreakHyphen/>
-      </w:r>
-      <w:r>
-        <w:t xml:space="preserve">38.) Rather, the district court divined discriminatory intent from four other types of evidence. None—either alone or together—suffices to prove discriminatory purpose.</w:t>
+        <w:t xml:space="preserve">Plaintiffs offered no direct evidence that the Legislature enacted SB 355 because of race. Neither of the legislators who testified at trial said that, and Plaintiffs pointed to nothing in the legislative record saying that. (J.A. X, 205-⁠67; XI, 6-⁠38.) Rather, the district court divined discriminatory intent from four other types of evidence. None—either alone or together—suffices to prove discriminatory purpose.</w:t>
       </w:r>
     </w:p>
     <w:p>
@@ -12225,13 +11671,7 @@
         <w:t xml:space="preserve"> </w:t>
       </w:r>
       <w:r>
-        <w:t xml:space="preserve">48</w:t>
-      </w:r>
-      <w:r>
-        <w:noBreakHyphen/>
-      </w:r>
-      <w:r>
-        <w:t xml:space="preserve">50. But even if it did, maps drawn with a nondiscriminatory purpose (such as politics) can sometimes have an effect on minority voters.</w:t>
+        <w:t xml:space="preserve">48-⁠50. But even if it did, maps drawn with a nondiscriminatory purpose (such as politics) can sometimes have an effect on minority voters.</w:t>
       </w:r>
       <w:r>
         <w:t xml:space="preserve"> </w:t>
@@ -12247,13 +11687,7 @@
         <w:t xml:space="preserve"> </w:t>
       </w:r>
       <w:r>
-        <w:t xml:space="preserve">45</w:t>
-      </w:r>
-      <w:r>
-        <w:noBreakHyphen/>
-      </w:r>
-      <w:r>
-        <w:t xml:space="preserve">46. Plaintiffs therefore did not show</w:t>
+        <w:t xml:space="preserve">45-⁠46. Plaintiffs therefore did not show</w:t>
       </w:r>
       <w:r>
         <w:t xml:space="preserve"> </w:t>
@@ -12375,13 +11809,7 @@
         <w:t xml:space="preserve"> </w:t>
       </w:r>
       <w:r>
-        <w:t xml:space="preserve">SB 355. (J.A. VI, 199, 201</w:t>
-      </w:r>
-      <w:r>
-        <w:noBreakHyphen/>
-      </w:r>
-      <w:r>
-        <w:t xml:space="preserve">02.) But SB 355 was enacted</w:t>
+        <w:t xml:space="preserve">SB 355. (J.A. VI, 199, 201-⁠02.) But SB 355 was enacted</w:t>
       </w:r>
       <w:r>
         <w:t xml:space="preserve"> </w:t>
@@ -12480,13 +11908,7 @@
         <w:pStyle w:val="BodyText"/>
       </w:pPr>
       <w:r>
-        <w:t xml:space="preserve">Fourth, the district court relied on historical evidence of discrimination in Kansas—particularly in the construction of Interstate 70, along which SB 355 divides Wyandotte County. (J.A. VI, 203</w:t>
-      </w:r>
-      <w:r>
-        <w:noBreakHyphen/>
-      </w:r>
-      <w:r>
-        <w:t xml:space="preserve">05.)</w:t>
+        <w:t xml:space="preserve">Fourth, the district court relied on historical evidence of discrimination in Kansas—particularly in the construction of Interstate 70, along which SB 355 divides Wyandotte County. (J.A. VI, 203-⁠05.)</w:t>
       </w:r>
       <w:r>
         <w:t xml:space="preserve"> </w:t>
@@ -12722,13 +12144,7 @@
         <w:t xml:space="preserve"> </w:t>
       </w:r>
       <w:r>
-        <w:t xml:space="preserve">voters would vote with them to elect Democrats—to the new Second District—where white Republicans will not. (J.A. VI, 197</w:t>
-      </w:r>
-      <w:r>
-        <w:noBreakHyphen/>
-      </w:r>
-      <w:r>
-        <w:t xml:space="preserve">99.) But the Kansas Constitution does not require that minority voters have</w:t>
+        <w:t xml:space="preserve">voters would vote with them to elect Democrats—to the new Second District—where white Republicans will not. (J.A. VI, 197-⁠99.) But the Kansas Constitution does not require that minority voters have</w:t>
       </w:r>
       <w:r>
         <w:t xml:space="preserve"> </w:t>
@@ -12837,13 +12253,7 @@
         <w:t xml:space="preserve">Bartlett</w:t>
       </w:r>
       <w:r>
-        <w:t xml:space="preserve">, 556 U.S. at 25</w:t>
-      </w:r>
-      <w:r>
-        <w:noBreakHyphen/>
-      </w:r>
-      <w:r>
-        <w:t xml:space="preserve">26. Requiring the Legislature to draw crossover districts with the very purpose of achieving a threshold minority population risks running afoul of the Fourteenth Amendment.</w:t>
+        <w:t xml:space="preserve">, 556 U.S. at 25-⁠26. Requiring the Legislature to draw crossover districts with the very purpose of achieving a threshold minority population risks running afoul of the Fourteenth Amendment.</w:t>
       </w:r>
     </w:p>
     <w:p>
@@ -13218,9 +12628,7 @@
         <w:t xml:space="preserve"> </w:t>
       </w:r>
       <w:r>
-        <w:t xml:space="preserve">296</w:t>
-        <w:noBreakHyphen/>
-        <w:t xml:space="preserve">2215,</w:t>
+        <w:t xml:space="preserve">296-⁠2215,</w:t>
       </w:r>
       <w:r>
         <w:t xml:space="preserve"> </w:t>
@@ -13238,9 +12646,7 @@
         <w:t xml:space="preserve"> </w:t>
       </w:r>
       <w:r>
-        <w:t xml:space="preserve">296</w:t>
-        <w:noBreakHyphen/>
-        <w:t xml:space="preserve">6296</w:t>
+        <w:t xml:space="preserve">296-⁠6296</w:t>
       </w:r>
     </w:p>
     <w:p>
@@ -15079,13 +14485,7 @@
         <w:t xml:space="preserve"> </w:t>
       </w:r>
       <w:r>
-        <w:t xml:space="preserve">K.S.A. 25</w:t>
-      </w:r>
-      <w:r>
-        <w:noBreakHyphen/>
-      </w:r>
-      <w:r>
-        <w:t xml:space="preserve">205(h)⁠(2) contains a limited extension of the filing deadline to June 10</w:t>
+        <w:t xml:space="preserve">K.S.A. 25-⁠205(h)⁠(2) contains a limited extension of the filing deadline to June 10</w:t>
       </w:r>
       <w:r>
         <w:t xml:space="preserve"> </w:t>
@@ -15361,13 +14761,7 @@
         <w:t xml:space="preserve">Harkenrider v. Hochul</w:t>
       </w:r>
       <w:r>
-        <w:t xml:space="preserve">, 2022 WL 1236822, at *9</w:t>
-      </w:r>
-      <w:r>
-        <w:noBreakHyphen/>
-      </w:r>
-      <w:r>
-        <w:t xml:space="preserve">11 (N.Y. Apr. 27, 2022) (relying on N.Y. Const. article III, § 4(c)⁠(5));</w:t>
+        <w:t xml:space="preserve">, 2022 WL 1236822, at *9-⁠11 (N.Y. Apr. 27, 2022) (relying on N.Y. Const. article III, § 4(c)⁠(5));</w:t>
       </w:r>
       <w:r>
         <w:t xml:space="preserve"> </w:t>
@@ -15380,19 +14774,7 @@
         <w:t xml:space="preserve">Harper v. Hall</w:t>
       </w:r>
       <w:r>
-        <w:t xml:space="preserve">, 2022-NCSC</w:t>
-      </w:r>
-      <w:r>
-        <w:noBreakHyphen/>
-      </w:r>
-      <w:r>
-        <w:t xml:space="preserve">17, ¶¶133</w:t>
-      </w:r>
-      <w:r>
-        <w:noBreakHyphen/>
-      </w:r>
-      <w:r>
-        <w:t xml:space="preserve">41 (relying on N.C. Const. art. I, § 10);</w:t>
+        <w:t xml:space="preserve">, 2022-NCSC-⁠17, ¶¶133-⁠41 (relying on N.C. Const. art. I, § 10);</w:t>
       </w:r>
       <w:r>
         <w:t xml:space="preserve"> </w:t>
@@ -15405,19 +14787,7 @@
         <w:t xml:space="preserve">Adams v. DeWine</w:t>
       </w:r>
       <w:r>
-        <w:t xml:space="preserve">, 2022-Ohio</w:t>
-      </w:r>
-      <w:r>
-        <w:noBreakHyphen/>
-      </w:r>
-      <w:r>
-        <w:t xml:space="preserve">89, ¶¶30</w:t>
-      </w:r>
-      <w:r>
-        <w:noBreakHyphen/>
-      </w:r>
-      <w:r>
-        <w:t xml:space="preserve">40 (relying on Ohio Const. art. XIX, § 1(C)⁠(3)⁠(a));</w:t>
+        <w:t xml:space="preserve">, 2022-Ohio-⁠89, ¶¶30-⁠40 (relying on Ohio Const. art. XIX, § 1(C)⁠(3)⁠(a));</w:t>
       </w:r>
       <w:r>
         <w:t xml:space="preserve"> </w:t>
@@ -15430,13 +14800,7 @@
         <w:t xml:space="preserve">League of Women Voters of Pa. v. Commonwealth</w:t>
       </w:r>
       <w:r>
-        <w:t xml:space="preserve">, 645 Pa. 1, 97</w:t>
-      </w:r>
-      <w:r>
-        <w:noBreakHyphen/>
-      </w:r>
-      <w:r>
-        <w:t xml:space="preserve">117, 178 A.3d 737 (2018) (relying on Pa. Const. art. 1, § 5);</w:t>
+        <w:t xml:space="preserve">, 645 Pa. 1, 97-⁠117, 178 A.3d 737 (2018) (relying on Pa. Const. art. 1, § 5);</w:t>
       </w:r>
       <w:r>
         <w:t xml:space="preserve"> </w:t>
@@ -15449,13 +14813,7 @@
         <w:t xml:space="preserve">League of Women Voters of Fla. v. Detzner</w:t>
       </w:r>
       <w:r>
-        <w:t xml:space="preserve">, 172 So. 3d 363, 373</w:t>
-      </w:r>
-      <w:r>
-        <w:noBreakHyphen/>
-      </w:r>
-      <w:r>
-        <w:t xml:space="preserve">76 (2015) (relying on Fla. Const. art. III, § 20(a)).</w:t>
+        <w:t xml:space="preserve">, 172 So. 3d 363, 373-⁠76 (2015) (relying on Fla. Const. art. III, § 20(a)).</w:t>
       </w:r>
     </w:p>
   </w:footnote>
@@ -15570,13 +14928,7 @@
         <w:t xml:space="preserve">Tempest in an Empty Teapot: Why the Constitution Does Not Regulate Gerrymandering</w:t>
       </w:r>
       <w:r>
-        <w:t xml:space="preserve">, 50 Wm. &amp; Mary L. Rev. 1, 43</w:t>
-      </w:r>
-      <w:r>
-        <w:noBreakHyphen/>
-      </w:r>
-      <w:r>
-        <w:t xml:space="preserve">44 (2008).</w:t>
+        <w:t xml:space="preserve">, 50 Wm. &amp; Mary L. Rev. 1, 43-⁠44 (2008).</w:t>
       </w:r>
     </w:p>
   </w:footnote>
@@ -15716,13 +15068,7 @@
         <w:t xml:space="preserve"> </w:t>
       </w:r>
       <w:r>
-        <w:t xml:space="preserve">SB 355 initially split just three counties, like the 2012 federal court-drawn map. (J.A. XVIII, 16, 171.) It was later amended to split a fourth county so that the Kickapoo Reservation could be kept whole in the same congressional district. (J.A. XXIV, 109</w:t>
-      </w:r>
-      <w:r>
-        <w:noBreakHyphen/>
-      </w:r>
-      <w:r>
-        <w:t xml:space="preserve">10.)</w:t>
+        <w:t xml:space="preserve">SB 355 initially split just three counties, like the 2012 federal court-drawn map. (J.A. XVIII, 16, 171.) It was later amended to split a fourth county so that the Kickapoo Reservation could be kept whole in the same congressional district. (J.A. XXIV, 109-⁠10.)</w:t>
       </w:r>
     </w:p>
   </w:footnote>
@@ -16554,7 +15900,7 @@
     <w:qFormat/>
     <w:pPr>
       <w:keepLines/>
-      <w:spacing w:before="0" w:after="140" w:line="276" w:lineRule="exact"/>
+      <w:spacing w:before="46" w:after="140" w:line="276" w:lineRule="exact"/>
     </w:pPr>
     <w:rPr>
       <w:sz w:val="24"/>
